--- a/docs/docx/activity2-architecture.docx
+++ b/docs/docx/activity2-architecture.docx
@@ -404,36 +404,6 @@
         <w:t xml:space="preserve">Module structure</w:t>
       </w:r>
     </w:p>
-    <w:p>
-      <w:pPr>
-        <w:pStyle w:val="Heading2"/>
-      </w:pPr>
-      <w:r>
-        <w:t xml:space="preserve">Record your first architectural decision</w:t>
-      </w:r>
-    </w:p>
-    <w:p>
-      <w:pPr>
-        <w:pStyle w:val="FirstParagraph"/>
-      </w:pPr>
-      <w:r>
-        <w:t xml:space="preserve">See</w:t>
-      </w:r>
-      <w:r>
-        <w:t xml:space="preserve"> </w:t>
-      </w:r>
-      <w:hyperlink r:id="rId13">
-        <w:r>
-          <w:rPr>
-            <w:rStyle w:val="Hyperlink"/>
-          </w:rPr>
-          <w:t xml:space="preserve">ADR-001</w:t>
-        </w:r>
-      </w:hyperlink>
-      <w:r>
-        <w:t xml:space="preserve">.</w:t>
-      </w:r>
-    </w:p>
     <w:sectPr>
       <w:footnotePr>
         <w:numRestart w:val="eachSect"/>
@@ -473,7 +443,7 @@
     <w:multiLevelType w:val="multilevel"/>
     <w:lvl w:ilvl="0">
       <w:numFmt w:val="bullet"/>
-      <w:lvlText w:val=" "/>
+      <w:lvlText w:val="•"/>
       <w:lvlJc w:val="left"/>
       <w:pPr>
         <w:ind w:left="720" w:hanging="360"/>
@@ -481,7 +451,7 @@
     </w:lvl>
     <w:lvl w:ilvl="1">
       <w:numFmt w:val="bullet"/>
-      <w:lvlText w:val=" "/>
+      <w:lvlText w:val="•"/>
       <w:lvlJc w:val="left"/>
       <w:pPr>
         <w:ind w:left="1440" w:hanging="360"/>
@@ -489,7 +459,7 @@
     </w:lvl>
     <w:lvl w:ilvl="2">
       <w:numFmt w:val="bullet"/>
-      <w:lvlText w:val=" "/>
+      <w:lvlText w:val="•"/>
       <w:lvlJc w:val="left"/>
       <w:pPr>
         <w:ind w:left="2160" w:hanging="360"/>
@@ -497,7 +467,7 @@
     </w:lvl>
     <w:lvl w:ilvl="3">
       <w:numFmt w:val="bullet"/>
-      <w:lvlText w:val=" "/>
+      <w:lvlText w:val="•"/>
       <w:lvlJc w:val="left"/>
       <w:pPr>
         <w:ind w:left="2880" w:hanging="360"/>
@@ -505,7 +475,7 @@
     </w:lvl>
     <w:lvl w:ilvl="4">
       <w:numFmt w:val="bullet"/>
-      <w:lvlText w:val=" "/>
+      <w:lvlText w:val="•"/>
       <w:lvlJc w:val="left"/>
       <w:pPr>
         <w:ind w:left="3600" w:hanging="360"/>
@@ -513,7 +483,7 @@
     </w:lvl>
     <w:lvl w:ilvl="5">
       <w:numFmt w:val="bullet"/>
-      <w:lvlText w:val=" "/>
+      <w:lvlText w:val="•"/>
       <w:lvlJc w:val="left"/>
       <w:pPr>
         <w:ind w:left="4320" w:hanging="360"/>
@@ -521,7 +491,7 @@
     </w:lvl>
     <w:lvl w:ilvl="6">
       <w:numFmt w:val="bullet"/>
-      <w:lvlText w:val=" "/>
+      <w:lvlText w:val="•"/>
       <w:lvlJc w:val="left"/>
       <w:pPr>
         <w:ind w:left="5040" w:hanging="360"/>
@@ -529,7 +499,7 @@
     </w:lvl>
     <w:lvl w:ilvl="7">
       <w:numFmt w:val="bullet"/>
-      <w:lvlText w:val=" "/>
+      <w:lvlText w:val="•"/>
       <w:lvlJc w:val="left"/>
       <w:pPr>
         <w:ind w:left="5760" w:hanging="360"/>
@@ -537,7 +507,7 @@
     </w:lvl>
     <w:lvl w:ilvl="8">
       <w:numFmt w:val="bullet"/>
-      <w:lvlText w:val=" "/>
+      <w:lvlText w:val="•"/>
       <w:lvlJc w:val="left"/>
       <w:pPr>
         <w:ind w:left="6480" w:hanging="360"/>
